--- a/companies/ashcombe-advisory/People/2019.02.06 - Onboarding - Sandra Mcdonald_v1.docx
+++ b/companies/ashcombe-advisory/People/2019.02.06 - Onboarding - Sandra Mcdonald_v1.docx
@@ -15,12 +15,161 @@
         <w:pStyle w:val="Heading1"/>
       </w:pPr>
       <w:r>
-        <w:t>New to the firm: Sandra Mcdonald</w:t>
+        <w:t>New Staff Record</w:t>
       </w:r>
     </w:p>
+    <w:tbl>
+      <w:tblPr>
+        <w:tblStyle w:val="TableGrid"/>
+        <w:tblW w:type="auto" w:w="0"/>
+        <w:tblLook w:firstColumn="1" w:firstRow="1" w:lastColumn="0" w:lastRow="0" w:noHBand="0" w:noVBand="1" w:val="04A0"/>
+      </w:tblPr>
+      <w:tblGrid>
+        <w:gridCol w:w="4320"/>
+        <w:gridCol w:w="4320"/>
+      </w:tblGrid>
+      <w:tr>
+        <w:tc>
+          <w:tcPr>
+            <w:tcW w:type="dxa" w:w="4320"/>
+          </w:tcPr>
+          <w:p>
+            <w:r>
+              <w:rPr>
+                <w:b/>
+              </w:rPr>
+              <w:t>Particular</w:t>
+            </w:r>
+          </w:p>
+        </w:tc>
+        <w:tc>
+          <w:tcPr>
+            <w:tcW w:type="dxa" w:w="4320"/>
+          </w:tcPr>
+          <w:p>
+            <w:r>
+              <w:rPr>
+                <w:b/>
+              </w:rPr>
+              <w:t>Detail</w:t>
+            </w:r>
+          </w:p>
+        </w:tc>
+      </w:tr>
+      <w:tr>
+        <w:tc>
+          <w:tcPr>
+            <w:tcW w:type="dxa" w:w="4320"/>
+          </w:tcPr>
+          <w:p>
+            <w:r>
+              <w:t>Name</w:t>
+            </w:r>
+          </w:p>
+        </w:tc>
+        <w:tc>
+          <w:tcPr>
+            <w:tcW w:type="dxa" w:w="4320"/>
+          </w:tcPr>
+          <w:p>
+            <w:r>
+              <w:t>Sandra Mcdonald</w:t>
+            </w:r>
+          </w:p>
+        </w:tc>
+      </w:tr>
+      <w:tr>
+        <w:tc>
+          <w:tcPr>
+            <w:tcW w:type="dxa" w:w="4320"/>
+          </w:tcPr>
+          <w:p>
+            <w:r>
+              <w:t>Position</w:t>
+            </w:r>
+          </w:p>
+        </w:tc>
+        <w:tc>
+          <w:tcPr>
+            <w:tcW w:type="dxa" w:w="4320"/>
+          </w:tcPr>
+          <w:p>
+            <w:r>
+              <w:t>Client Coordinator</w:t>
+            </w:r>
+          </w:p>
+        </w:tc>
+      </w:tr>
+      <w:tr>
+        <w:tc>
+          <w:tcPr>
+            <w:tcW w:type="dxa" w:w="4320"/>
+          </w:tcPr>
+          <w:p>
+            <w:r>
+              <w:t>Group</w:t>
+            </w:r>
+          </w:p>
+        </w:tc>
+        <w:tc>
+          <w:tcPr>
+            <w:tcW w:type="dxa" w:w="4320"/>
+          </w:tcPr>
+          <w:p>
+            <w:r>
+              <w:t>Operations</w:t>
+            </w:r>
+          </w:p>
+        </w:tc>
+      </w:tr>
+      <w:tr>
+        <w:tc>
+          <w:tcPr>
+            <w:tcW w:type="dxa" w:w="4320"/>
+          </w:tcPr>
+          <w:p>
+            <w:r>
+              <w:t>Reports to</w:t>
+            </w:r>
+          </w:p>
+        </w:tc>
+        <w:tc>
+          <w:tcPr>
+            <w:tcW w:type="dxa" w:w="4320"/>
+          </w:tcPr>
+          <w:p>
+            <w:r>
+              <w:t>Lisa Flores, Director of Operations</w:t>
+            </w:r>
+          </w:p>
+        </w:tc>
+      </w:tr>
+      <w:tr>
+        <w:tc>
+          <w:tcPr>
+            <w:tcW w:type="dxa" w:w="4320"/>
+          </w:tcPr>
+          <w:p>
+            <w:r>
+              <w:t>Record prepared by</w:t>
+            </w:r>
+          </w:p>
+        </w:tc>
+        <w:tc>
+          <w:tcPr>
+            <w:tcW w:type="dxa" w:w="4320"/>
+          </w:tcPr>
+          <w:p>
+            <w:r>
+              <w:t>Julie Hill, Managing Partner</w:t>
+            </w:r>
+          </w:p>
+        </w:tc>
+      </w:tr>
+    </w:tbl>
     <w:p>
       <w:r>
-        <w:t>We are glad to have Sandra Mcdonald with us. A small firm lives or dies on whether the paperwork is in order and the right version reaches the right hands, and that is exactly the discipline she brings. She has spent her career close to the records, the sort of person who can tell you where a document is without opening a drawer, and her arrival takes real weight off the rest of the office.</w:t>
+        <w:t>We are glad to welcome Sandra Mcdonald to the firm. She takes up the Client Coordinator position in Operations, a role that exists so that the scheduling, travel, and practical arrangements around our client meetings rest with one person who can see all of them at once.</w:t>
       </w:r>
     </w:p>
     <w:sectPr>
